--- a/docs/ARCHITECTURE DECISION RECORDS CAA 300926.docx
+++ b/docs/ARCHITECTURE DECISION RECORDS CAA 300926.docx
@@ -4802,17 +4802,17 @@
     </w:p>
     <w:p>
       <w:r>
-        <w:t>the skeleton. Two Sprint 2 stories not started when this decision was made,</w:t>
-      </w:r>
-    </w:p>
-    <w:p>
-      <w:r>
-        <w:t>E03-S02 (SCRUM-33) and E03-S03 (SCRUM-34), were rolled to Sprint 3 and will be</w:t>
-      </w:r>
-    </w:p>
-    <w:p>
-      <w:r>
-        <w:t>built end to end by their owner under this model.</w:t>
+        <w:t>the skeleton. Two Sprint 2 stories not yet started when this decision was</w:t>
+      </w:r>
+    </w:p>
+    <w:p>
+      <w:r>
+        <w:t>made, E03-S02 (SCRUM-33) and E03-S03 (SCRUM-34), stay in Sprint 2; their owner</w:t>
+      </w:r>
+    </w:p>
+    <w:p>
+      <w:r>
+        <w:t>plans to finish them this sprint and builds both sides under this model.</w:t>
       </w:r>
     </w:p>
     <w:p>

--- a/docs/ARCHITECTURE DECISION RECORDS CAA 300926.docx
+++ b/docs/ARCHITECTURE DECISION RECORDS CAA 300926.docx
@@ -4666,17 +4666,22 @@
         <w:rPr>
           <w:sz w:val="22"/>
         </w:rPr>
-        <w:t>One route list removes a class of bug. For example, sign-in currently sends</w:t>
-      </w:r>
-    </w:p>
-    <w:p>
-      <w:r>
-        <w:t>every staff role to the Organiser-only `/events` page, because the login</w:t>
-      </w:r>
-    </w:p>
-    <w:p>
-      <w:r>
-        <w:t>redirect was never updated when role pages went live.</w:t>
+        <w:t>One route list removes a class of bug. For example, the login redirect was</w:t>
+      </w:r>
+    </w:p>
+    <w:p>
+      <w:r>
+        <w:t>never updated when role pages went live, so sign-in sent every staff role to</w:t>
+      </w:r>
+    </w:p>
+    <w:p>
+      <w:r>
+        <w:t>the Organiser-only `/events` page. #158 fixed it for Event Coordinators;</w:t>
+      </w:r>
+    </w:p>
+    <w:p>
+      <w:r>
+        <w:t>Venue Staff, Technical Support and Admins still land on `/events`.</w:t>
       </w:r>
     </w:p>
     <w:p>
